--- a/assets/modeles_standard/quittance_charges.docx
+++ b/assets/modeles_standard/quittance_charges.docx
@@ -1150,6 +1150,14 @@
           </w:p>
           <w:p>
             <w:pPr>
+              <w:spacing w:before="0" w:after="40" w:line="900" w:lineRule="atLeast"/>
+            </w:pPr>
+            <w:r>
+              <w:t xml:space="preserve">{{SIGNATURE_EMETTEUR}}  {{CACHET_EMETTEUR}}</w:t>
+            </w:r>
+          </w:p>
+          <w:p>
+            <w:pPr>
               <w:spacing w:before="0" w:after="40" w:line="264" w:lineRule="auto"/>
             </w:pPr>
             <w:r>
@@ -1158,12 +1166,12 @@
                 <w:sz w:val="19"/>
                 <w:szCs w:val="19"/>
               </w:rPr>
-              <w:t xml:space="preserve">Signature / Cachet</w:t>
-            </w:r>
-          </w:p>
-          <w:p>
-            <w:pPr>
-              <w:spacing w:before="0" w:after="0" w:line="900" w:lineRule="exact"/>
+              <w:t xml:space="preserve">{{EMETTEUR_NOM}}</w:t>
+            </w:r>
+          </w:p>
+          <w:p>
+            <w:pPr>
+              <w:spacing w:before="0" w:after="0" w:line="60" w:lineRule="exact"/>
             </w:pPr>
           </w:p>
         </w:tc>
